--- a/docs/atlas/ATL-07_Lenh-san-xuat.docx
+++ b/docs/atlas/ATL-07_Lenh-san-xuat.docx
@@ -313,7 +313,7 @@
                 <w:sz w:val="19"/>
                 <w:szCs w:val="19"/>
               </w:rPr>
-              <w:t xml:space="preserve">1.0 — 22/10/2026</w:t>
+              <w:t xml:space="preserve">1.1 — 23/10/2026</w:t>
             </w:r>
           </w:p>
         </w:tc>
@@ -537,7 +537,7 @@
           <w:sz w:val="19"/>
           <w:szCs w:val="19"/>
         </w:rPr>
-        <w:t xml:space="preserve">Lưu ý: các mã quyền là danh mục đã định nghĩa (xem ATL-23); giao diện hiện chưa kiểm tra quyền — mọi tài khoản đăng nhập đều xem và dùng được mọi chức năng.</w:t>
+        <w:t xml:space="preserve">Lưu ý: quyền được kiểm tra ở cả hai nơi — giao diện ẩn trang, mục menu và nút mà chức vụ không có quyền; máy chủ kiểm tra lại ở mọi API (thiếu quyền thì báo "Chức vụ của bạn chưa có quyền…"). Danh mục quyền: ATL-23.</w:t>
       </w:r>
     </w:p>
     <w:p>
@@ -4498,7 +4498,43 @@
           <w:sz w:val="21"/>
           <w:szCs w:val="21"/>
         </w:rPr>
-        <w:t xml:space="preserve">Hệ thống hiện chạy trên dữ liệu mô phỏng (mock) trong trình duyệt; các quy tắc dưới đây là hành vi đã cài đặt ở giao diện và sẽ ánh xạ 1:1 sang API backend.</w:t>
+        <w:t xml:space="preserve">Dữ liệu được lưu ở máy chủ (cơ sở dữ liệu PostgreSQL) và đọc / ghi qua API; các quy tắc nghiệp vụ trong tài liệu này được áp ở máy chủ, giao diện báo lỗi sớm cho người dùng. Mỗi thao tác ghi để lại một dòng Nhật ký hoạt động (ATL-27).</w:t>
+      </w:r>
+    </w:p>
+    <w:p>
+      <w:pPr>
+        <w:pStyle w:val="ListParagraph"/>
+        <w:numPr>
+          <w:ilvl w:val="0"/>
+          <w:numId w:val="2"/>
+        </w:numPr>
+        <w:spacing w:after="60" w:line="290"/>
+      </w:pPr>
+      <w:r>
+        <w:rPr>
+          <w:rFonts w:ascii="Arial" w:cs="Arial" w:eastAsia="Arial" w:hAnsi="Arial"/>
+          <w:sz w:val="21"/>
+          <w:szCs w:val="21"/>
+        </w:rPr>
+        <w:t xml:space="preserve">Trang chi tiết có mục </w:t>
+      </w:r>
+      <w:r>
+        <w:rPr>
+          <w:rFonts w:ascii="Arial" w:cs="Arial" w:eastAsia="Arial" w:hAnsi="Arial"/>
+          <w:b/>
+          <w:bCs/>
+          <w:sz w:val="21"/>
+          <w:szCs w:val="21"/>
+        </w:rPr>
+        <w:t xml:space="preserve">Nhật ký</w:t>
+      </w:r>
+      <w:r>
+        <w:rPr>
+          <w:rFonts w:ascii="Arial" w:cs="Arial" w:eastAsia="Arial" w:hAnsi="Arial"/>
+          <w:sz w:val="21"/>
+          <w:szCs w:val="21"/>
+        </w:rPr>
+        <w:t xml:space="preserve">: mọi thao tác trên bản ghi này — ai, lúc nào (đến giây), trường nào đổi từ giá trị nào sang giá trị nào, kể cả thao tác từ chứng từ liên quan. Xem ATL-27.</w:t>
       </w:r>
     </w:p>
     <w:sectPr>

--- a/docs/atlas/ATL-07_Lenh-san-xuat.docx
+++ b/docs/atlas/ATL-07_Lenh-san-xuat.docx
@@ -1,6 +1,6 @@
 
 <file path=word/document.xml><?xml version="1.0" encoding="utf-8"?>
-<w:document xmlns:wpc="http://schemas.microsoft.com/office/word/2010/wordprocessingCanvas" xmlns:mc="http://schemas.openxmlformats.org/markup-compatibility/2006" xmlns:o="urn:schemas-microsoft-com:office:office" xmlns:r="http://schemas.openxmlformats.org/officeDocument/2006/relationships" xmlns:m="http://schemas.openxmlformats.org/officeDocument/2006/math" xmlns:v="urn:schemas-microsoft-com:vml" xmlns:wp14="http://schemas.microsoft.com/office/word/2010/wordprocessingDrawing" xmlns:wp="http://schemas.openxmlformats.org/drawingml/2006/wordprocessingDrawing" xmlns:w10="urn:schemas-microsoft-com:office:word" xmlns:w="http://schemas.openxmlformats.org/wordprocessingml/2006/main" xmlns:w14="http://schemas.microsoft.com/office/word/2010/wordml" xmlns:w15="http://schemas.microsoft.com/office/word/2012/wordml" xmlns:wpg="http://schemas.microsoft.com/office/word/2010/wordprocessingGroup" xmlns:wpi="http://schemas.microsoft.com/office/word/2010/wordprocessingInk" xmlns:wne="http://schemas.microsoft.com/office/word/2006/wordml" xmlns:wps="http://schemas.microsoft.com/office/word/2010/wordprocessingShape" xmlns:cx="http://schemas.microsoft.com/office/drawing/2014/chartex" xmlns:cx1="http://schemas.microsoft.com/office/drawing/2015/9/8/chartex" xmlns:cx2="http://schemas.microsoft.com/office/drawing/2015/10/21/chartex" xmlns:cx3="http://schemas.microsoft.com/office/drawing/2016/5/9/chartex" xmlns:cx4="http://schemas.microsoft.com/office/drawing/2016/5/10/chartex" xmlns:cx5="http://schemas.microsoft.com/office/drawing/2016/5/11/chartex" xmlns:cx6="http://schemas.microsoft.com/office/drawing/2016/5/12/chartex" xmlns:cx7="http://schemas.microsoft.com/office/drawing/2016/5/13/chartex" xmlns:cx8="http://schemas.microsoft.com/office/drawing/2016/5/14/chartex" xmlns:aink="http://schemas.microsoft.com/office/drawing/2016/ink" xmlns:am3d="http://schemas.microsoft.com/office/drawing/2017/model3d" xmlns:w16cex="http://schemas.microsoft.com/office/word/2018/wordml/cex" xmlns:w16cid="http://schemas.microsoft.com/office/word/2016/wordml/cid" xmlns:w16="http://schemas.microsoft.com/office/word/2018/wordml" xmlns:w16sdtdh="http://schemas.microsoft.com/office/word/2020/wordml/sdtdatahash" xmlns:w16se="http://schemas.microsoft.com/office/word/2015/wordml/symex" mc:Ignorable="w14 w15 wp14">
+<w:document xmlns:r="http://schemas.openxmlformats.org/officeDocument/2006/relationships" xmlns:w="http://schemas.openxmlformats.org/wordprocessingml/2006/main">
   <w:body>
     <w:p>
       <w:pPr>
@@ -313,7 +313,7 @@
                 <w:sz w:val="19"/>
                 <w:szCs w:val="19"/>
               </w:rPr>
-              <w:t xml:space="preserve">1.1 — 23/10/2026</w:t>
+              <w:t xml:space="preserve">1.2 — 29/10/2026</w:t>
             </w:r>
           </w:p>
         </w:tc>
@@ -386,11 +386,6 @@
         </w:tc>
       </w:tr>
     </w:tbl>
-    <w:p>
-      <w:pPr>
-        <w:spacing w:after="80"/>
-      </w:pPr>
-    </w:p>
     <w:p>
       <w:pPr>
         <w:pStyle w:val="Heading1"/>
@@ -463,7 +458,7 @@
         <w:pStyle w:val="ListParagraph"/>
         <w:numPr>
           <w:ilvl w:val="0"/>
-          <w:numId w:val="2"/>
+          <w:numId w:val="1"/>
         </w:numPr>
         <w:spacing w:after="60" w:line="290"/>
       </w:pPr>
@@ -481,7 +476,7 @@
         <w:pStyle w:val="ListParagraph"/>
         <w:numPr>
           <w:ilvl w:val="0"/>
-          <w:numId w:val="2"/>
+          <w:numId w:val="1"/>
         </w:numPr>
         <w:spacing w:after="60" w:line="290"/>
       </w:pPr>
@@ -522,7 +517,7 @@
           <w:sz w:val="21"/>
           <w:szCs w:val="21"/>
         </w:rPr>
-        <w:t xml:space="preserve">production.view / create / update / cancel.</w:t>
+        <w:t xml:space="preserve">production.view / create / approve / update_progress (bắt đầu) / complete (nghiệm thu) / cancel. Nhân viên xưởng xem được đơn gốc ở dạng chỉ đọc mà không cần quyền xem đơn bán.</w:t>
       </w:r>
     </w:p>
     <w:p>
@@ -829,7 +824,7 @@
     </w:tbl>
     <w:p>
       <w:pPr>
-        <w:spacing w:after="80"/>
+        <w:spacing w:after="0" w:line="120" w:lineRule="exact"/>
       </w:pPr>
     </w:p>
     <w:tbl>
@@ -845,10 +840,10 @@
         </w:tblBorders>
       </w:tblPr>
       <w:tblGrid>
-        <w:gridCol w:w="596"/>
-        <w:gridCol w:w="1490"/>
-        <w:gridCol w:w="3974"/>
-        <w:gridCol w:w="3578"/>
+        <w:gridCol w:w="660"/>
+        <w:gridCol w:w="1100"/>
+        <w:gridCol w:w="2563"/>
+        <w:gridCol w:w="5315"/>
       </w:tblGrid>
       <w:tr>
         <w:trPr>
@@ -857,7 +852,7 @@
         </w:trPr>
         <w:tc>
           <w:tcPr>
-            <w:tcW w:type="dxa" w:w="596"/>
+            <w:tcW w:type="dxa" w:w="660"/>
             <w:tcBorders>
               <w:top w:val="single" w:color="A6A6A6" w:sz="4"/>
               <w:left w:val="single" w:color="A6A6A6" w:sz="4"/>
@@ -891,7 +886,7 @@
         </w:tc>
         <w:tc>
           <w:tcPr>
-            <w:tcW w:type="dxa" w:w="1490"/>
+            <w:tcW w:type="dxa" w:w="1100"/>
             <w:tcBorders>
               <w:top w:val="single" w:color="A6A6A6" w:sz="4"/>
               <w:left w:val="single" w:color="A6A6A6" w:sz="4"/>
@@ -925,7 +920,7 @@
         </w:tc>
         <w:tc>
           <w:tcPr>
-            <w:tcW w:type="dxa" w:w="3974"/>
+            <w:tcW w:type="dxa" w:w="2563"/>
             <w:tcBorders>
               <w:top w:val="single" w:color="A6A6A6" w:sz="4"/>
               <w:left w:val="single" w:color="A6A6A6" w:sz="4"/>
@@ -959,7 +954,7 @@
         </w:tc>
         <w:tc>
           <w:tcPr>
-            <w:tcW w:type="dxa" w:w="3578"/>
+            <w:tcW w:type="dxa" w:w="5315"/>
             <w:tcBorders>
               <w:top w:val="single" w:color="A6A6A6" w:sz="4"/>
               <w:left w:val="single" w:color="A6A6A6" w:sz="4"/>
@@ -998,7 +993,7 @@
         </w:trPr>
         <w:tc>
           <w:tcPr>
-            <w:tcW w:type="dxa" w:w="596"/>
+            <w:tcW w:type="dxa" w:w="660"/>
             <w:tcBorders>
               <w:top w:val="single" w:color="A6A6A6" w:sz="4"/>
               <w:left w:val="single" w:color="A6A6A6" w:sz="4"/>
@@ -1029,7 +1024,7 @@
         </w:tc>
         <w:tc>
           <w:tcPr>
-            <w:tcW w:type="dxa" w:w="1490"/>
+            <w:tcW w:type="dxa" w:w="1100"/>
             <w:tcBorders>
               <w:top w:val="single" w:color="A6A6A6" w:sz="4"/>
               <w:left w:val="single" w:color="A6A6A6" w:sz="4"/>
@@ -1060,7 +1055,7 @@
         </w:tc>
         <w:tc>
           <w:tcPr>
-            <w:tcW w:type="dxa" w:w="3974"/>
+            <w:tcW w:type="dxa" w:w="2563"/>
             <w:tcBorders>
               <w:top w:val="single" w:color="A6A6A6" w:sz="4"/>
               <w:left w:val="single" w:color="A6A6A6" w:sz="4"/>
@@ -1091,7 +1086,7 @@
         </w:tc>
         <w:tc>
           <w:tcPr>
-            <w:tcW w:type="dxa" w:w="3578"/>
+            <w:tcW w:type="dxa" w:w="5315"/>
             <w:tcBorders>
               <w:top w:val="single" w:color="A6A6A6" w:sz="4"/>
               <w:left w:val="single" w:color="A6A6A6" w:sz="4"/>
@@ -1127,7 +1122,7 @@
         </w:trPr>
         <w:tc>
           <w:tcPr>
-            <w:tcW w:type="dxa" w:w="596"/>
+            <w:tcW w:type="dxa" w:w="660"/>
             <w:tcBorders>
               <w:top w:val="single" w:color="A6A6A6" w:sz="4"/>
               <w:left w:val="single" w:color="A6A6A6" w:sz="4"/>
@@ -1158,7 +1153,7 @@
         </w:tc>
         <w:tc>
           <w:tcPr>
-            <w:tcW w:type="dxa" w:w="1490"/>
+            <w:tcW w:type="dxa" w:w="1100"/>
             <w:tcBorders>
               <w:top w:val="single" w:color="A6A6A6" w:sz="4"/>
               <w:left w:val="single" w:color="A6A6A6" w:sz="4"/>
@@ -1189,7 +1184,7 @@
         </w:tc>
         <w:tc>
           <w:tcPr>
-            <w:tcW w:type="dxa" w:w="3974"/>
+            <w:tcW w:type="dxa" w:w="2563"/>
             <w:tcBorders>
               <w:top w:val="single" w:color="A6A6A6" w:sz="4"/>
               <w:left w:val="single" w:color="A6A6A6" w:sz="4"/>
@@ -1220,7 +1215,7 @@
         </w:tc>
         <w:tc>
           <w:tcPr>
-            <w:tcW w:type="dxa" w:w="3578"/>
+            <w:tcW w:type="dxa" w:w="5315"/>
             <w:tcBorders>
               <w:top w:val="single" w:color="A6A6A6" w:sz="4"/>
               <w:left w:val="single" w:color="A6A6A6" w:sz="4"/>
@@ -1256,7 +1251,7 @@
         </w:trPr>
         <w:tc>
           <w:tcPr>
-            <w:tcW w:type="dxa" w:w="596"/>
+            <w:tcW w:type="dxa" w:w="660"/>
             <w:tcBorders>
               <w:top w:val="single" w:color="A6A6A6" w:sz="4"/>
               <w:left w:val="single" w:color="A6A6A6" w:sz="4"/>
@@ -1287,7 +1282,7 @@
         </w:tc>
         <w:tc>
           <w:tcPr>
-            <w:tcW w:type="dxa" w:w="1490"/>
+            <w:tcW w:type="dxa" w:w="1100"/>
             <w:tcBorders>
               <w:top w:val="single" w:color="A6A6A6" w:sz="4"/>
               <w:left w:val="single" w:color="A6A6A6" w:sz="4"/>
@@ -1318,63 +1313,63 @@
         </w:tc>
         <w:tc>
           <w:tcPr>
-            <w:tcW w:type="dxa" w:w="3974"/>
-            <w:tcBorders>
-              <w:top w:val="single" w:color="A6A6A6" w:sz="4"/>
-              <w:left w:val="single" w:color="A6A6A6" w:sz="4"/>
-              <w:bottom w:val="single" w:color="A6A6A6" w:sz="4"/>
-              <w:right w:val="single" w:color="A6A6A6" w:sz="4"/>
-            </w:tcBorders>
-            <w:tcMar>
-              <w:top w:type="dxa" w:w="60"/>
-              <w:left w:type="dxa" w:w="100"/>
-              <w:bottom w:type="dxa" w:w="60"/>
-              <w:right w:type="dxa" w:w="100"/>
-            </w:tcMar>
-            <w:vAlign w:val="top"/>
-          </w:tcPr>
-          <w:p>
-            <w:pPr>
-              <w:spacing w:after="20" w:line="270"/>
-            </w:pPr>
-            <w:r>
-              <w:rPr>
-                <w:rFonts w:ascii="Arial" w:cs="Arial" w:eastAsia="Arial" w:hAnsi="Arial"/>
-                <w:sz w:val="19"/>
-                <w:szCs w:val="19"/>
-              </w:rPr>
-              <w:t xml:space="preserve">Bắt đầu sản xuất.</w:t>
-            </w:r>
-          </w:p>
-        </w:tc>
-        <w:tc>
-          <w:tcPr>
-            <w:tcW w:type="dxa" w:w="3578"/>
-            <w:tcBorders>
-              <w:top w:val="single" w:color="A6A6A6" w:sz="4"/>
-              <w:left w:val="single" w:color="A6A6A6" w:sz="4"/>
-              <w:bottom w:val="single" w:color="A6A6A6" w:sz="4"/>
-              <w:right w:val="single" w:color="A6A6A6" w:sz="4"/>
-            </w:tcBorders>
-            <w:tcMar>
-              <w:top w:type="dxa" w:w="60"/>
-              <w:left w:type="dxa" w:w="100"/>
-              <w:bottom w:type="dxa" w:w="60"/>
-              <w:right w:type="dxa" w:w="100"/>
-            </w:tcMar>
-            <w:vAlign w:val="top"/>
-          </w:tcPr>
-          <w:p>
-            <w:pPr>
-              <w:spacing w:after="20" w:line="270"/>
-            </w:pPr>
-            <w:r>
-              <w:rPr>
-                <w:rFonts w:ascii="Arial" w:cs="Arial" w:eastAsia="Arial" w:hAnsi="Arial"/>
-                <w:sz w:val="19"/>
-                <w:szCs w:val="19"/>
-              </w:rPr>
-              <w:t xml:space="preserve">Chuyển Đang sản xuất, ghi ngày bắt đầu; xuất vật tư (một phiếu xuất cho mỗi kho vật tư).</w:t>
+            <w:tcW w:type="dxa" w:w="2563"/>
+            <w:tcBorders>
+              <w:top w:val="single" w:color="A6A6A6" w:sz="4"/>
+              <w:left w:val="single" w:color="A6A6A6" w:sz="4"/>
+              <w:bottom w:val="single" w:color="A6A6A6" w:sz="4"/>
+              <w:right w:val="single" w:color="A6A6A6" w:sz="4"/>
+            </w:tcBorders>
+            <w:tcMar>
+              <w:top w:type="dxa" w:w="60"/>
+              <w:left w:type="dxa" w:w="100"/>
+              <w:bottom w:type="dxa" w:w="60"/>
+              <w:right w:type="dxa" w:w="100"/>
+            </w:tcMar>
+            <w:vAlign w:val="top"/>
+          </w:tcPr>
+          <w:p>
+            <w:pPr>
+              <w:spacing w:after="20" w:line="270"/>
+            </w:pPr>
+            <w:r>
+              <w:rPr>
+                <w:rFonts w:ascii="Arial" w:cs="Arial" w:eastAsia="Arial" w:hAnsi="Arial"/>
+                <w:sz w:val="19"/>
+                <w:szCs w:val="19"/>
+              </w:rPr>
+              <w:t xml:space="preserve">Bắt đầu sản xuất, chọn ngày bắt đầu (mặc định hôm nay).</w:t>
+            </w:r>
+          </w:p>
+        </w:tc>
+        <w:tc>
+          <w:tcPr>
+            <w:tcW w:type="dxa" w:w="5315"/>
+            <w:tcBorders>
+              <w:top w:val="single" w:color="A6A6A6" w:sz="4"/>
+              <w:left w:val="single" w:color="A6A6A6" w:sz="4"/>
+              <w:bottom w:val="single" w:color="A6A6A6" w:sz="4"/>
+              <w:right w:val="single" w:color="A6A6A6" w:sz="4"/>
+            </w:tcBorders>
+            <w:tcMar>
+              <w:top w:type="dxa" w:w="60"/>
+              <w:left w:type="dxa" w:w="100"/>
+              <w:bottom w:type="dxa" w:w="60"/>
+              <w:right w:type="dxa" w:w="100"/>
+            </w:tcMar>
+            <w:vAlign w:val="top"/>
+          </w:tcPr>
+          <w:p>
+            <w:pPr>
+              <w:spacing w:after="20" w:line="270"/>
+            </w:pPr>
+            <w:r>
+              <w:rPr>
+                <w:rFonts w:ascii="Arial" w:cs="Arial" w:eastAsia="Arial" w:hAnsi="Arial"/>
+                <w:sz w:val="19"/>
+                <w:szCs w:val="19"/>
+              </w:rPr>
+              <w:t xml:space="preserve">Chuyển Đang sản xuất; xuất vật tư (một phiếu xuất cho mỗi kho vật tư), giá vốn vật tư chốt trên phiếu.</w:t>
             </w:r>
           </w:p>
         </w:tc>
@@ -1385,7 +1380,7 @@
         </w:trPr>
         <w:tc>
           <w:tcPr>
-            <w:tcW w:type="dxa" w:w="596"/>
+            <w:tcW w:type="dxa" w:w="660"/>
             <w:tcBorders>
               <w:top w:val="single" w:color="A6A6A6" w:sz="4"/>
               <w:left w:val="single" w:color="A6A6A6" w:sz="4"/>
@@ -1416,7 +1411,7 @@
         </w:tc>
         <w:tc>
           <w:tcPr>
-            <w:tcW w:type="dxa" w:w="1490"/>
+            <w:tcW w:type="dxa" w:w="1100"/>
             <w:tcBorders>
               <w:top w:val="single" w:color="A6A6A6" w:sz="4"/>
               <w:left w:val="single" w:color="A6A6A6" w:sz="4"/>
@@ -1447,63 +1442,63 @@
         </w:tc>
         <w:tc>
           <w:tcPr>
-            <w:tcW w:type="dxa" w:w="3974"/>
-            <w:tcBorders>
-              <w:top w:val="single" w:color="A6A6A6" w:sz="4"/>
-              <w:left w:val="single" w:color="A6A6A6" w:sz="4"/>
-              <w:bottom w:val="single" w:color="A6A6A6" w:sz="4"/>
-              <w:right w:val="single" w:color="A6A6A6" w:sz="4"/>
-            </w:tcBorders>
-            <w:tcMar>
-              <w:top w:type="dxa" w:w="60"/>
-              <w:left w:type="dxa" w:w="100"/>
-              <w:bottom w:type="dxa" w:w="60"/>
-              <w:right w:type="dxa" w:w="100"/>
-            </w:tcMar>
-            <w:vAlign w:val="top"/>
-          </w:tcPr>
-          <w:p>
-            <w:pPr>
-              <w:spacing w:after="20" w:line="270"/>
-            </w:pPr>
-            <w:r>
-              <w:rPr>
-                <w:rFonts w:ascii="Arial" w:cs="Arial" w:eastAsia="Arial" w:hAnsi="Arial"/>
-                <w:sz w:val="19"/>
-                <w:szCs w:val="19"/>
-              </w:rPr>
-              <w:t xml:space="preserve">Hoàn tất: nhập số thực làm được.</w:t>
-            </w:r>
-          </w:p>
-        </w:tc>
-        <w:tc>
-          <w:tcPr>
-            <w:tcW w:type="dxa" w:w="3578"/>
-            <w:tcBorders>
-              <w:top w:val="single" w:color="A6A6A6" w:sz="4"/>
-              <w:left w:val="single" w:color="A6A6A6" w:sz="4"/>
-              <w:bottom w:val="single" w:color="A6A6A6" w:sz="4"/>
-              <w:right w:val="single" w:color="A6A6A6" w:sz="4"/>
-            </w:tcBorders>
-            <w:tcMar>
-              <w:top w:type="dxa" w:w="60"/>
-              <w:left w:type="dxa" w:w="100"/>
-              <w:bottom w:type="dxa" w:w="60"/>
-              <w:right w:type="dxa" w:w="100"/>
-            </w:tcMar>
-            <w:vAlign w:val="top"/>
-          </w:tcPr>
-          <w:p>
-            <w:pPr>
-              <w:spacing w:after="20" w:line="270"/>
-            </w:pPr>
-            <w:r>
-              <w:rPr>
-                <w:rFonts w:ascii="Arial" w:cs="Arial" w:eastAsia="Arial" w:hAnsi="Arial"/>
-                <w:sz w:val="19"/>
-                <w:szCs w:val="19"/>
-              </w:rPr>
-              <w:t xml:space="preserve">Chuyển Hoàn tất; phiếu nhập Kho thành phẩm đúng số thực (không có phiếu nếu số = 0). Khi mọi lệnh của đơn đã hoàn tất, đơn bán chuyển Chờ giao hàng.</w:t>
+            <w:tcW w:type="dxa" w:w="2563"/>
+            <w:tcBorders>
+              <w:top w:val="single" w:color="A6A6A6" w:sz="4"/>
+              <w:left w:val="single" w:color="A6A6A6" w:sz="4"/>
+              <w:bottom w:val="single" w:color="A6A6A6" w:sz="4"/>
+              <w:right w:val="single" w:color="A6A6A6" w:sz="4"/>
+            </w:tcBorders>
+            <w:tcMar>
+              <w:top w:type="dxa" w:w="60"/>
+              <w:left w:type="dxa" w:w="100"/>
+              <w:bottom w:type="dxa" w:w="60"/>
+              <w:right w:type="dxa" w:w="100"/>
+            </w:tcMar>
+            <w:vAlign w:val="top"/>
+          </w:tcPr>
+          <w:p>
+            <w:pPr>
+              <w:spacing w:after="20" w:line="270"/>
+            </w:pPr>
+            <w:r>
+              <w:rPr>
+                <w:rFonts w:ascii="Arial" w:cs="Arial" w:eastAsia="Arial" w:hAnsi="Arial"/>
+                <w:sz w:val="19"/>
+                <w:szCs w:val="19"/>
+              </w:rPr>
+              <w:t xml:space="preserve">Hoàn tất (nghiệm thu): nhập số thực làm được, chọn ngày hoàn tất.</w:t>
+            </w:r>
+          </w:p>
+        </w:tc>
+        <w:tc>
+          <w:tcPr>
+            <w:tcW w:type="dxa" w:w="5315"/>
+            <w:tcBorders>
+              <w:top w:val="single" w:color="A6A6A6" w:sz="4"/>
+              <w:left w:val="single" w:color="A6A6A6" w:sz="4"/>
+              <w:bottom w:val="single" w:color="A6A6A6" w:sz="4"/>
+              <w:right w:val="single" w:color="A6A6A6" w:sz="4"/>
+            </w:tcBorders>
+            <w:tcMar>
+              <w:top w:type="dxa" w:w="60"/>
+              <w:left w:type="dxa" w:w="100"/>
+              <w:bottom w:type="dxa" w:w="60"/>
+              <w:right w:type="dxa" w:w="100"/>
+            </w:tcMar>
+            <w:vAlign w:val="top"/>
+          </w:tcPr>
+          <w:p>
+            <w:pPr>
+              <w:spacing w:after="20" w:line="270"/>
+            </w:pPr>
+            <w:r>
+              <w:rPr>
+                <w:rFonts w:ascii="Arial" w:cs="Arial" w:eastAsia="Arial" w:hAnsi="Arial"/>
+                <w:sz w:val="19"/>
+                <w:szCs w:val="19"/>
+              </w:rPr>
+              <w:t xml:space="preserve">Chuyển Hoàn tất; phiếu nhập Kho thành phẩm đúng số thực (không có phiếu nếu số = 0), giá nhập = chi phí vật tư đã xuất ÷ số làm được. Khi mọi lệnh của đơn đã hoàn tất, đơn bán chuyển Chờ giao hàng.</w:t>
             </w:r>
           </w:p>
         </w:tc>
@@ -1514,7 +1509,7 @@
         </w:trPr>
         <w:tc>
           <w:tcPr>
-            <w:tcW w:type="dxa" w:w="596"/>
+            <w:tcW w:type="dxa" w:w="660"/>
             <w:tcBorders>
               <w:top w:val="single" w:color="A6A6A6" w:sz="4"/>
               <w:left w:val="single" w:color="A6A6A6" w:sz="4"/>
@@ -1545,7 +1540,7 @@
         </w:tc>
         <w:tc>
           <w:tcPr>
-            <w:tcW w:type="dxa" w:w="1490"/>
+            <w:tcW w:type="dxa" w:w="1100"/>
             <w:tcBorders>
               <w:top w:val="single" w:color="A6A6A6" w:sz="4"/>
               <w:left w:val="single" w:color="A6A6A6" w:sz="4"/>
@@ -1576,7 +1571,7 @@
         </w:tc>
         <w:tc>
           <w:tcPr>
-            <w:tcW w:type="dxa" w:w="3974"/>
+            <w:tcW w:type="dxa" w:w="2563"/>
             <w:tcBorders>
               <w:top w:val="single" w:color="A6A6A6" w:sz="4"/>
               <w:left w:val="single" w:color="A6A6A6" w:sz="4"/>
@@ -1607,7 +1602,7 @@
         </w:tc>
         <w:tc>
           <w:tcPr>
-            <w:tcW w:type="dxa" w:w="3578"/>
+            <w:tcW w:type="dxa" w:w="5315"/>
             <w:tcBorders>
               <w:top w:val="single" w:color="A6A6A6" w:sz="4"/>
               <w:left w:val="single" w:color="A6A6A6" w:sz="4"/>
@@ -1638,6 +1633,11 @@
         </w:tc>
       </w:tr>
     </w:tbl>
+    <w:p>
+      <w:pPr>
+        <w:spacing w:after="60"/>
+      </w:pPr>
+    </w:p>
     <w:p>
       <w:pPr>
         <w:pStyle w:val="Heading1"/>
@@ -1669,8 +1669,8 @@
         </w:tblBorders>
       </w:tblPr>
       <w:tblGrid>
-        <w:gridCol w:w="2409"/>
-        <w:gridCol w:w="7229"/>
+        <w:gridCol w:w="1430"/>
+        <w:gridCol w:w="8208"/>
       </w:tblGrid>
       <w:tr>
         <w:trPr>
@@ -1679,7 +1679,7 @@
         </w:trPr>
         <w:tc>
           <w:tcPr>
-            <w:tcW w:type="dxa" w:w="2409"/>
+            <w:tcW w:type="dxa" w:w="1430"/>
             <w:tcBorders>
               <w:top w:val="single" w:color="A6A6A6" w:sz="4"/>
               <w:left w:val="single" w:color="A6A6A6" w:sz="4"/>
@@ -1713,7 +1713,7 @@
         </w:tc>
         <w:tc>
           <w:tcPr>
-            <w:tcW w:type="dxa" w:w="7229"/>
+            <w:tcW w:type="dxa" w:w="8208"/>
             <w:tcBorders>
               <w:top w:val="single" w:color="A6A6A6" w:sz="4"/>
               <w:left w:val="single" w:color="A6A6A6" w:sz="4"/>
@@ -1752,7 +1752,7 @@
         </w:trPr>
         <w:tc>
           <w:tcPr>
-            <w:tcW w:type="dxa" w:w="2409"/>
+            <w:tcW w:type="dxa" w:w="1430"/>
             <w:tcBorders>
               <w:top w:val="single" w:color="A6A6A6" w:sz="4"/>
               <w:left w:val="single" w:color="A6A6A6" w:sz="4"/>
@@ -1783,7 +1783,7 @@
         </w:tc>
         <w:tc>
           <w:tcPr>
-            <w:tcW w:type="dxa" w:w="7229"/>
+            <w:tcW w:type="dxa" w:w="8208"/>
             <w:tcBorders>
               <w:top w:val="single" w:color="A6A6A6" w:sz="4"/>
               <w:left w:val="single" w:color="A6A6A6" w:sz="4"/>
@@ -1819,7 +1819,7 @@
         </w:trPr>
         <w:tc>
           <w:tcPr>
-            <w:tcW w:type="dxa" w:w="2409"/>
+            <w:tcW w:type="dxa" w:w="1430"/>
             <w:tcBorders>
               <w:top w:val="single" w:color="A6A6A6" w:sz="4"/>
               <w:left w:val="single" w:color="A6A6A6" w:sz="4"/>
@@ -1850,7 +1850,7 @@
         </w:tc>
         <w:tc>
           <w:tcPr>
-            <w:tcW w:type="dxa" w:w="7229"/>
+            <w:tcW w:type="dxa" w:w="8208"/>
             <w:tcBorders>
               <w:top w:val="single" w:color="A6A6A6" w:sz="4"/>
               <w:left w:val="single" w:color="A6A6A6" w:sz="4"/>
@@ -1886,7 +1886,7 @@
         </w:trPr>
         <w:tc>
           <w:tcPr>
-            <w:tcW w:type="dxa" w:w="2409"/>
+            <w:tcW w:type="dxa" w:w="1430"/>
             <w:tcBorders>
               <w:top w:val="single" w:color="A6A6A6" w:sz="4"/>
               <w:left w:val="single" w:color="A6A6A6" w:sz="4"/>
@@ -1917,37 +1917,42 @@
         </w:tc>
         <w:tc>
           <w:tcPr>
-            <w:tcW w:type="dxa" w:w="7229"/>
-            <w:tcBorders>
-              <w:top w:val="single" w:color="A6A6A6" w:sz="4"/>
-              <w:left w:val="single" w:color="A6A6A6" w:sz="4"/>
-              <w:bottom w:val="single" w:color="A6A6A6" w:sz="4"/>
-              <w:right w:val="single" w:color="A6A6A6" w:sz="4"/>
-            </w:tcBorders>
-            <w:tcMar>
-              <w:top w:type="dxa" w:w="60"/>
-              <w:left w:type="dxa" w:w="100"/>
-              <w:bottom w:type="dxa" w:w="60"/>
-              <w:right w:type="dxa" w:w="100"/>
-            </w:tcMar>
-            <w:vAlign w:val="top"/>
-          </w:tcPr>
-          <w:p>
-            <w:pPr>
-              <w:spacing w:after="20" w:line="270"/>
-            </w:pPr>
-            <w:r>
-              <w:rPr>
-                <w:rFonts w:ascii="Arial" w:cs="Arial" w:eastAsia="Arial" w:hAnsi="Arial"/>
-                <w:sz w:val="19"/>
-                <w:szCs w:val="19"/>
-              </w:rPr>
-              <w:t xml:space="preserve">Thông tin; chi phí vật tư ước tính và giá thành/đơn vị; bảng Định mức vật tư (bản chụp); bảng Phiếu kho của lệnh; ô nhập số thực khi hoàn tất; ô lý do huỷ.</w:t>
+            <w:tcW w:type="dxa" w:w="8208"/>
+            <w:tcBorders>
+              <w:top w:val="single" w:color="A6A6A6" w:sz="4"/>
+              <w:left w:val="single" w:color="A6A6A6" w:sz="4"/>
+              <w:bottom w:val="single" w:color="A6A6A6" w:sz="4"/>
+              <w:right w:val="single" w:color="A6A6A6" w:sz="4"/>
+            </w:tcBorders>
+            <w:tcMar>
+              <w:top w:type="dxa" w:w="60"/>
+              <w:left w:type="dxa" w:w="100"/>
+              <w:bottom w:type="dxa" w:w="60"/>
+              <w:right w:type="dxa" w:w="100"/>
+            </w:tcMar>
+            <w:vAlign w:val="top"/>
+          </w:tcPr>
+          <w:p>
+            <w:pPr>
+              <w:spacing w:after="20" w:line="270"/>
+            </w:pPr>
+            <w:r>
+              <w:rPr>
+                <w:rFonts w:ascii="Arial" w:cs="Arial" w:eastAsia="Arial" w:hAnsi="Arial"/>
+                <w:sz w:val="19"/>
+                <w:szCs w:val="19"/>
+              </w:rPr>
+              <w:t xml:space="preserve">Thông tin; khối Đơn gốc chỉ đọc (mã đơn, khách, ngày cần giao, quy cách các dòng thành phẩm — không có giá); chi phí vật tư và giá thành / đơn vị (theo giá đã chốt khi đã xuất vật tư); bảng Định mức vật tư (bản chụp); bảng Phiếu kho của lệnh; ô chọn ngày khi bắt đầu / hoàn tất; ô nhập số thực khi hoàn tất; ô lý do huỷ.</w:t>
             </w:r>
           </w:p>
         </w:tc>
       </w:tr>
     </w:tbl>
+    <w:p>
+      <w:pPr>
+        <w:spacing w:after="60"/>
+      </w:pPr>
+    </w:p>
     <w:p>
       <w:pPr>
         <w:pStyle w:val="Heading1"/>
@@ -1979,9 +1984,9 @@
         </w:tblBorders>
       </w:tblPr>
       <w:tblGrid>
-        <w:gridCol w:w="2007"/>
-        <w:gridCol w:w="4015"/>
-        <w:gridCol w:w="3616"/>
+        <w:gridCol w:w="1843"/>
+        <w:gridCol w:w="3968"/>
+        <w:gridCol w:w="3827"/>
       </w:tblGrid>
       <w:tr>
         <w:trPr>
@@ -1990,7 +1995,7 @@
         </w:trPr>
         <w:tc>
           <w:tcPr>
-            <w:tcW w:type="dxa" w:w="2007"/>
+            <w:tcW w:type="dxa" w:w="1843"/>
             <w:tcBorders>
               <w:top w:val="single" w:color="A6A6A6" w:sz="4"/>
               <w:left w:val="single" w:color="A6A6A6" w:sz="4"/>
@@ -2024,7 +2029,7 @@
         </w:tc>
         <w:tc>
           <w:tcPr>
-            <w:tcW w:type="dxa" w:w="4015"/>
+            <w:tcW w:type="dxa" w:w="3968"/>
             <w:tcBorders>
               <w:top w:val="single" w:color="A6A6A6" w:sz="4"/>
               <w:left w:val="single" w:color="A6A6A6" w:sz="4"/>
@@ -2058,7 +2063,7 @@
         </w:tc>
         <w:tc>
           <w:tcPr>
-            <w:tcW w:type="dxa" w:w="3616"/>
+            <w:tcW w:type="dxa" w:w="3827"/>
             <w:tcBorders>
               <w:top w:val="single" w:color="A6A6A6" w:sz="4"/>
               <w:left w:val="single" w:color="A6A6A6" w:sz="4"/>
@@ -2097,7 +2102,7 @@
         </w:trPr>
         <w:tc>
           <w:tcPr>
-            <w:tcW w:type="dxa" w:w="2007"/>
+            <w:tcW w:type="dxa" w:w="1843"/>
             <w:tcBorders>
               <w:top w:val="single" w:color="A6A6A6" w:sz="4"/>
               <w:left w:val="single" w:color="A6A6A6" w:sz="4"/>
@@ -2128,7 +2133,7 @@
         </w:tc>
         <w:tc>
           <w:tcPr>
-            <w:tcW w:type="dxa" w:w="4015"/>
+            <w:tcW w:type="dxa" w:w="3968"/>
             <w:tcBorders>
               <w:top w:val="single" w:color="A6A6A6" w:sz="4"/>
               <w:left w:val="single" w:color="A6A6A6" w:sz="4"/>
@@ -2159,7 +2164,7 @@
         </w:tc>
         <w:tc>
           <w:tcPr>
-            <w:tcW w:type="dxa" w:w="3616"/>
+            <w:tcW w:type="dxa" w:w="3827"/>
             <w:tcBorders>
               <w:top w:val="single" w:color="A6A6A6" w:sz="4"/>
               <w:left w:val="single" w:color="A6A6A6" w:sz="4"/>
@@ -2195,7 +2200,7 @@
         </w:trPr>
         <w:tc>
           <w:tcPr>
-            <w:tcW w:type="dxa" w:w="2007"/>
+            <w:tcW w:type="dxa" w:w="1843"/>
             <w:tcBorders>
               <w:top w:val="single" w:color="A6A6A6" w:sz="4"/>
               <w:left w:val="single" w:color="A6A6A6" w:sz="4"/>
@@ -2226,7 +2231,7 @@
         </w:tc>
         <w:tc>
           <w:tcPr>
-            <w:tcW w:type="dxa" w:w="4015"/>
+            <w:tcW w:type="dxa" w:w="3968"/>
             <w:tcBorders>
               <w:top w:val="single" w:color="A6A6A6" w:sz="4"/>
               <w:left w:val="single" w:color="A6A6A6" w:sz="4"/>
@@ -2257,7 +2262,7 @@
         </w:tc>
         <w:tc>
           <w:tcPr>
-            <w:tcW w:type="dxa" w:w="3616"/>
+            <w:tcW w:type="dxa" w:w="3827"/>
             <w:tcBorders>
               <w:top w:val="single" w:color="A6A6A6" w:sz="4"/>
               <w:left w:val="single" w:color="A6A6A6" w:sz="4"/>
@@ -2293,7 +2298,7 @@
         </w:trPr>
         <w:tc>
           <w:tcPr>
-            <w:tcW w:type="dxa" w:w="2007"/>
+            <w:tcW w:type="dxa" w:w="1843"/>
             <w:tcBorders>
               <w:top w:val="single" w:color="A6A6A6" w:sz="4"/>
               <w:left w:val="single" w:color="A6A6A6" w:sz="4"/>
@@ -2324,7 +2329,7 @@
         </w:tc>
         <w:tc>
           <w:tcPr>
-            <w:tcW w:type="dxa" w:w="4015"/>
+            <w:tcW w:type="dxa" w:w="3968"/>
             <w:tcBorders>
               <w:top w:val="single" w:color="A6A6A6" w:sz="4"/>
               <w:left w:val="single" w:color="A6A6A6" w:sz="4"/>
@@ -2355,7 +2360,7 @@
         </w:tc>
         <w:tc>
           <w:tcPr>
-            <w:tcW w:type="dxa" w:w="3616"/>
+            <w:tcW w:type="dxa" w:w="3827"/>
             <w:tcBorders>
               <w:top w:val="single" w:color="A6A6A6" w:sz="4"/>
               <w:left w:val="single" w:color="A6A6A6" w:sz="4"/>
@@ -2391,7 +2396,7 @@
         </w:trPr>
         <w:tc>
           <w:tcPr>
-            <w:tcW w:type="dxa" w:w="2007"/>
+            <w:tcW w:type="dxa" w:w="1843"/>
             <w:tcBorders>
               <w:top w:val="single" w:color="A6A6A6" w:sz="4"/>
               <w:left w:val="single" w:color="A6A6A6" w:sz="4"/>
@@ -2422,7 +2427,7 @@
         </w:tc>
         <w:tc>
           <w:tcPr>
-            <w:tcW w:type="dxa" w:w="4015"/>
+            <w:tcW w:type="dxa" w:w="3968"/>
             <w:tcBorders>
               <w:top w:val="single" w:color="A6A6A6" w:sz="4"/>
               <w:left w:val="single" w:color="A6A6A6" w:sz="4"/>
@@ -2453,7 +2458,7 @@
         </w:tc>
         <w:tc>
           <w:tcPr>
-            <w:tcW w:type="dxa" w:w="3616"/>
+            <w:tcW w:type="dxa" w:w="3827"/>
             <w:tcBorders>
               <w:top w:val="single" w:color="A6A6A6" w:sz="4"/>
               <w:left w:val="single" w:color="A6A6A6" w:sz="4"/>
@@ -2484,6 +2489,11 @@
         </w:tc>
       </w:tr>
     </w:tbl>
+    <w:p>
+      <w:pPr>
+        <w:spacing w:after="60"/>
+      </w:pPr>
+    </w:p>
     <w:p>
       <w:pPr>
         <w:pStyle w:val="Heading1"/>
@@ -2507,7 +2517,7 @@
         <w:pStyle w:val="ListParagraph"/>
         <w:numPr>
           <w:ilvl w:val="0"/>
-          <w:numId w:val="3"/>
+          <w:numId w:val="2"/>
         </w:numPr>
         <w:spacing w:after="70" w:line="290"/>
       </w:pPr>
@@ -2543,18 +2553,10 @@
         <w:pStyle w:val="ListParagraph"/>
         <w:numPr>
           <w:ilvl w:val="0"/>
-          <w:numId w:val="3"/>
+          <w:numId w:val="2"/>
         </w:numPr>
         <w:spacing w:after="70" w:line="290"/>
       </w:pPr>
-      <w:r>
-        <w:rPr>
-          <w:rFonts w:ascii="Arial" w:cs="Arial" w:eastAsia="Arial" w:hAnsi="Arial"/>
-          <w:sz w:val="21"/>
-          <w:szCs w:val="21"/>
-        </w:rPr>
-        <w:t xml:space="preserve"/>
-      </w:r>
       <w:r>
         <w:rPr>
           <w:rFonts w:ascii="Arial" w:cs="Arial" w:eastAsia="Arial" w:hAnsi="Arial"/>
@@ -2579,7 +2581,7 @@
         <w:pStyle w:val="ListParagraph"/>
         <w:numPr>
           <w:ilvl w:val="0"/>
-          <w:numId w:val="3"/>
+          <w:numId w:val="2"/>
         </w:numPr>
         <w:spacing w:after="70" w:line="290"/>
       </w:pPr>
@@ -2589,7 +2591,7 @@
           <w:sz w:val="21"/>
           <w:szCs w:val="21"/>
         </w:rPr>
-        <w:t xml:space="preserve">Thiếu tồn vẫn bắt đầu được (tồn có thể âm); trang chi tiết cảnh báo số vật tư thiếu.</w:t>
+        <w:t xml:space="preserve">Thiếu tồn vẫn bắt đầu được khi công ty cho xuất quá số tồn (tồn có thể âm); trang chi tiết cảnh báo số vật tư thiếu. Công ty tắt "Cho xuất quá số tồn" thì bắt đầu bị từ chối, trừ người có quyền Xuất vượt tồn kho.</w:t>
       </w:r>
     </w:p>
     <w:p>
@@ -2597,7 +2599,35 @@
         <w:pStyle w:val="ListParagraph"/>
         <w:numPr>
           <w:ilvl w:val="0"/>
-          <w:numId w:val="3"/>
+          <w:numId w:val="2"/>
+        </w:numPr>
+        <w:spacing w:after="70" w:line="290"/>
+      </w:pPr>
+      <w:r>
+        <w:rPr>
+          <w:rFonts w:ascii="Arial" w:cs="Arial" w:eastAsia="Arial" w:hAnsi="Arial"/>
+          <w:b/>
+          <w:bCs/>
+          <w:sz w:val="21"/>
+          <w:szCs w:val="21"/>
+        </w:rPr>
+        <w:t xml:space="preserve">Ngày bắt đầu / hoàn tất</w:t>
+      </w:r>
+      <w:r>
+        <w:rPr>
+          <w:rFonts w:ascii="Arial" w:cs="Arial" w:eastAsia="Arial" w:hAnsi="Arial"/>
+          <w:sz w:val="21"/>
+          <w:szCs w:val="21"/>
+        </w:rPr>
+        <w:t xml:space="preserve"> chọn được: không sau hôm nay; ngày bắt đầu không trước ngày đặt đơn bán gốc, ngày hoàn tất không trước ngày bắt đầu; không thuộc kỳ đã khoá sổ.</w:t>
+      </w:r>
+    </w:p>
+    <w:p>
+      <w:pPr>
+        <w:pStyle w:val="ListParagraph"/>
+        <w:numPr>
+          <w:ilvl w:val="0"/>
+          <w:numId w:val="2"/>
         </w:numPr>
         <w:spacing w:after="70" w:line="290"/>
       </w:pPr>
@@ -2633,7 +2663,7 @@
         <w:pStyle w:val="ListParagraph"/>
         <w:numPr>
           <w:ilvl w:val="0"/>
-          <w:numId w:val="3"/>
+          <w:numId w:val="2"/>
         </w:numPr>
         <w:spacing w:after="70" w:line="290"/>
       </w:pPr>
@@ -2643,7 +2673,7 @@
           <w:sz w:val="21"/>
           <w:szCs w:val="21"/>
         </w:rPr>
-        <w:t xml:space="preserve">Giá thành đơn vị = chi phí vật tư ước tính ÷ số lượng (khi hoàn tất chia cho số thực nhập).</w:t>
+        <w:t xml:space="preserve">Giá thành đơn vị = chi phí vật tư ÷ số lượng (khi hoàn tất chia cho số thực nhập). Chi phí vật tư lấy giá vốn đã chốt trên phiếu xuất vật tư; lệnh Nháp hoặc lệnh cũ chưa có giá chốt thì ước tính = định mức × số lượng × giá vốn bình quân hiện tại.</w:t>
       </w:r>
     </w:p>
     <w:p>
@@ -2651,18 +2681,10 @@
         <w:pStyle w:val="ListParagraph"/>
         <w:numPr>
           <w:ilvl w:val="0"/>
-          <w:numId w:val="3"/>
+          <w:numId w:val="2"/>
         </w:numPr>
         <w:spacing w:after="70" w:line="290"/>
       </w:pPr>
-      <w:r>
-        <w:rPr>
-          <w:rFonts w:ascii="Arial" w:cs="Arial" w:eastAsia="Arial" w:hAnsi="Arial"/>
-          <w:sz w:val="21"/>
-          <w:szCs w:val="21"/>
-        </w:rPr>
-        <w:t xml:space="preserve"/>
-      </w:r>
       <w:r>
         <w:rPr>
           <w:rFonts w:ascii="Arial" w:cs="Arial" w:eastAsia="Arial" w:hAnsi="Arial"/>
@@ -2687,18 +2709,10 @@
         <w:pStyle w:val="ListParagraph"/>
         <w:numPr>
           <w:ilvl w:val="0"/>
-          <w:numId w:val="3"/>
+          <w:numId w:val="2"/>
         </w:numPr>
         <w:spacing w:after="70" w:line="290"/>
       </w:pPr>
-      <w:r>
-        <w:rPr>
-          <w:rFonts w:ascii="Arial" w:cs="Arial" w:eastAsia="Arial" w:hAnsi="Arial"/>
-          <w:sz w:val="21"/>
-          <w:szCs w:val="21"/>
-        </w:rPr>
-        <w:t xml:space="preserve"/>
-      </w:r>
       <w:r>
         <w:rPr>
           <w:rFonts w:ascii="Arial" w:cs="Arial" w:eastAsia="Arial" w:hAnsi="Arial"/>
@@ -2723,7 +2737,7 @@
         <w:pStyle w:val="ListParagraph"/>
         <w:numPr>
           <w:ilvl w:val="0"/>
-          <w:numId w:val="3"/>
+          <w:numId w:val="2"/>
         </w:numPr>
         <w:spacing w:after="70" w:line="290"/>
       </w:pPr>
@@ -2741,7 +2755,7 @@
         <w:pStyle w:val="ListParagraph"/>
         <w:numPr>
           <w:ilvl w:val="0"/>
-          <w:numId w:val="3"/>
+          <w:numId w:val="2"/>
         </w:numPr>
         <w:spacing w:after="70" w:line="290"/>
       </w:pPr>
@@ -2785,9 +2799,9 @@
         </w:tblBorders>
       </w:tblPr>
       <w:tblGrid>
-        <w:gridCol w:w="2409"/>
-        <w:gridCol w:w="2007"/>
-        <w:gridCol w:w="5222"/>
+        <w:gridCol w:w="3435"/>
+        <w:gridCol w:w="1527"/>
+        <w:gridCol w:w="4676"/>
       </w:tblGrid>
       <w:tr>
         <w:trPr>
@@ -2796,7 +2810,7 @@
         </w:trPr>
         <w:tc>
           <w:tcPr>
-            <w:tcW w:type="dxa" w:w="2409"/>
+            <w:tcW w:type="dxa" w:w="3435"/>
             <w:tcBorders>
               <w:top w:val="single" w:color="A6A6A6" w:sz="4"/>
               <w:left w:val="single" w:color="A6A6A6" w:sz="4"/>
@@ -2830,7 +2844,7 @@
         </w:tc>
         <w:tc>
           <w:tcPr>
-            <w:tcW w:type="dxa" w:w="2007"/>
+            <w:tcW w:type="dxa" w:w="1527"/>
             <w:tcBorders>
               <w:top w:val="single" w:color="A6A6A6" w:sz="4"/>
               <w:left w:val="single" w:color="A6A6A6" w:sz="4"/>
@@ -2864,7 +2878,7 @@
         </w:tc>
         <w:tc>
           <w:tcPr>
-            <w:tcW w:type="dxa" w:w="5222"/>
+            <w:tcW w:type="dxa" w:w="4676"/>
             <w:tcBorders>
               <w:top w:val="single" w:color="A6A6A6" w:sz="4"/>
               <w:left w:val="single" w:color="A6A6A6" w:sz="4"/>
@@ -2903,7 +2917,7 @@
         </w:trPr>
         <w:tc>
           <w:tcPr>
-            <w:tcW w:type="dxa" w:w="2409"/>
+            <w:tcW w:type="dxa" w:w="3435"/>
             <w:tcBorders>
               <w:top w:val="single" w:color="A6A6A6" w:sz="4"/>
               <w:left w:val="single" w:color="A6A6A6" w:sz="4"/>
@@ -2934,7 +2948,7 @@
         </w:tc>
         <w:tc>
           <w:tcPr>
-            <w:tcW w:type="dxa" w:w="2007"/>
+            <w:tcW w:type="dxa" w:w="1527"/>
             <w:tcBorders>
               <w:top w:val="single" w:color="A6A6A6" w:sz="4"/>
               <w:left w:val="single" w:color="A6A6A6" w:sz="4"/>
@@ -2965,7 +2979,7 @@
         </w:tc>
         <w:tc>
           <w:tcPr>
-            <w:tcW w:type="dxa" w:w="5222"/>
+            <w:tcW w:type="dxa" w:w="4676"/>
             <w:tcBorders>
               <w:top w:val="single" w:color="A6A6A6" w:sz="4"/>
               <w:left w:val="single" w:color="A6A6A6" w:sz="4"/>
@@ -3001,7 +3015,7 @@
         </w:trPr>
         <w:tc>
           <w:tcPr>
-            <w:tcW w:type="dxa" w:w="2409"/>
+            <w:tcW w:type="dxa" w:w="3435"/>
             <w:tcBorders>
               <w:top w:val="single" w:color="A6A6A6" w:sz="4"/>
               <w:left w:val="single" w:color="A6A6A6" w:sz="4"/>
@@ -3032,7 +3046,7 @@
         </w:tc>
         <w:tc>
           <w:tcPr>
-            <w:tcW w:type="dxa" w:w="2007"/>
+            <w:tcW w:type="dxa" w:w="1527"/>
             <w:tcBorders>
               <w:top w:val="single" w:color="A6A6A6" w:sz="4"/>
               <w:left w:val="single" w:color="A6A6A6" w:sz="4"/>
@@ -3063,7 +3077,7 @@
         </w:tc>
         <w:tc>
           <w:tcPr>
-            <w:tcW w:type="dxa" w:w="5222"/>
+            <w:tcW w:type="dxa" w:w="4676"/>
             <w:tcBorders>
               <w:top w:val="single" w:color="A6A6A6" w:sz="4"/>
               <w:left w:val="single" w:color="A6A6A6" w:sz="4"/>
@@ -3099,7 +3113,7 @@
         </w:trPr>
         <w:tc>
           <w:tcPr>
-            <w:tcW w:type="dxa" w:w="2409"/>
+            <w:tcW w:type="dxa" w:w="3435"/>
             <w:tcBorders>
               <w:top w:val="single" w:color="A6A6A6" w:sz="4"/>
               <w:left w:val="single" w:color="A6A6A6" w:sz="4"/>
@@ -3130,7 +3144,7 @@
         </w:tc>
         <w:tc>
           <w:tcPr>
-            <w:tcW w:type="dxa" w:w="2007"/>
+            <w:tcW w:type="dxa" w:w="1527"/>
             <w:tcBorders>
               <w:top w:val="single" w:color="A6A6A6" w:sz="4"/>
               <w:left w:val="single" w:color="A6A6A6" w:sz="4"/>
@@ -3161,7 +3175,7 @@
         </w:tc>
         <w:tc>
           <w:tcPr>
-            <w:tcW w:type="dxa" w:w="5222"/>
+            <w:tcW w:type="dxa" w:w="4676"/>
             <w:tcBorders>
               <w:top w:val="single" w:color="A6A6A6" w:sz="4"/>
               <w:left w:val="single" w:color="A6A6A6" w:sz="4"/>
@@ -3197,7 +3211,7 @@
         </w:trPr>
         <w:tc>
           <w:tcPr>
-            <w:tcW w:type="dxa" w:w="2409"/>
+            <w:tcW w:type="dxa" w:w="3435"/>
             <w:tcBorders>
               <w:top w:val="single" w:color="A6A6A6" w:sz="4"/>
               <w:left w:val="single" w:color="A6A6A6" w:sz="4"/>
@@ -3228,7 +3242,7 @@
         </w:tc>
         <w:tc>
           <w:tcPr>
-            <w:tcW w:type="dxa" w:w="2007"/>
+            <w:tcW w:type="dxa" w:w="1527"/>
             <w:tcBorders>
               <w:top w:val="single" w:color="A6A6A6" w:sz="4"/>
               <w:left w:val="single" w:color="A6A6A6" w:sz="4"/>
@@ -3259,7 +3273,7 @@
         </w:tc>
         <w:tc>
           <w:tcPr>
-            <w:tcW w:type="dxa" w:w="5222"/>
+            <w:tcW w:type="dxa" w:w="4676"/>
             <w:tcBorders>
               <w:top w:val="single" w:color="A6A6A6" w:sz="4"/>
               <w:left w:val="single" w:color="A6A6A6" w:sz="4"/>
@@ -3295,7 +3309,7 @@
         </w:trPr>
         <w:tc>
           <w:tcPr>
-            <w:tcW w:type="dxa" w:w="2409"/>
+            <w:tcW w:type="dxa" w:w="3435"/>
             <w:tcBorders>
               <w:top w:val="single" w:color="A6A6A6" w:sz="4"/>
               <w:left w:val="single" w:color="A6A6A6" w:sz="4"/>
@@ -3326,7 +3340,7 @@
         </w:tc>
         <w:tc>
           <w:tcPr>
-            <w:tcW w:type="dxa" w:w="2007"/>
+            <w:tcW w:type="dxa" w:w="1527"/>
             <w:tcBorders>
               <w:top w:val="single" w:color="A6A6A6" w:sz="4"/>
               <w:left w:val="single" w:color="A6A6A6" w:sz="4"/>
@@ -3357,7 +3371,7 @@
         </w:tc>
         <w:tc>
           <w:tcPr>
-            <w:tcW w:type="dxa" w:w="5222"/>
+            <w:tcW w:type="dxa" w:w="4676"/>
             <w:tcBorders>
               <w:top w:val="single" w:color="A6A6A6" w:sz="4"/>
               <w:left w:val="single" w:color="A6A6A6" w:sz="4"/>
@@ -3393,7 +3407,7 @@
         </w:trPr>
         <w:tc>
           <w:tcPr>
-            <w:tcW w:type="dxa" w:w="2409"/>
+            <w:tcW w:type="dxa" w:w="3435"/>
             <w:tcBorders>
               <w:top w:val="single" w:color="A6A6A6" w:sz="4"/>
               <w:left w:val="single" w:color="A6A6A6" w:sz="4"/>
@@ -3424,7 +3438,7 @@
         </w:tc>
         <w:tc>
           <w:tcPr>
-            <w:tcW w:type="dxa" w:w="2007"/>
+            <w:tcW w:type="dxa" w:w="1527"/>
             <w:tcBorders>
               <w:top w:val="single" w:color="A6A6A6" w:sz="4"/>
               <w:left w:val="single" w:color="A6A6A6" w:sz="4"/>
@@ -3455,7 +3469,7 @@
         </w:tc>
         <w:tc>
           <w:tcPr>
-            <w:tcW w:type="dxa" w:w="5222"/>
+            <w:tcW w:type="dxa" w:w="4676"/>
             <w:tcBorders>
               <w:top w:val="single" w:color="A6A6A6" w:sz="4"/>
               <w:left w:val="single" w:color="A6A6A6" w:sz="4"/>
@@ -3491,7 +3505,7 @@
         </w:trPr>
         <w:tc>
           <w:tcPr>
-            <w:tcW w:type="dxa" w:w="2409"/>
+            <w:tcW w:type="dxa" w:w="3435"/>
             <w:tcBorders>
               <w:top w:val="single" w:color="A6A6A6" w:sz="4"/>
               <w:left w:val="single" w:color="A6A6A6" w:sz="4"/>
@@ -3522,7 +3536,7 @@
         </w:tc>
         <w:tc>
           <w:tcPr>
-            <w:tcW w:type="dxa" w:w="2007"/>
+            <w:tcW w:type="dxa" w:w="1527"/>
             <w:tcBorders>
               <w:top w:val="single" w:color="A6A6A6" w:sz="4"/>
               <w:left w:val="single" w:color="A6A6A6" w:sz="4"/>
@@ -3553,7 +3567,7 @@
         </w:tc>
         <w:tc>
           <w:tcPr>
-            <w:tcW w:type="dxa" w:w="5222"/>
+            <w:tcW w:type="dxa" w:w="4676"/>
             <w:tcBorders>
               <w:top w:val="single" w:color="A6A6A6" w:sz="4"/>
               <w:left w:val="single" w:color="A6A6A6" w:sz="4"/>
@@ -3584,6 +3598,11 @@
         </w:tc>
       </w:tr>
     </w:tbl>
+    <w:p>
+      <w:pPr>
+        <w:spacing w:after="60"/>
+      </w:pPr>
+    </w:p>
     <w:p>
       <w:pPr>
         <w:pStyle w:val="Heading1"/>
@@ -3615,8 +3634,8 @@
         </w:tblBorders>
       </w:tblPr>
       <w:tblGrid>
-        <w:gridCol w:w="3011"/>
-        <w:gridCol w:w="6627"/>
+        <w:gridCol w:w="2381"/>
+        <w:gridCol w:w="7257"/>
       </w:tblGrid>
       <w:tr>
         <w:trPr>
@@ -3625,7 +3644,7 @@
         </w:trPr>
         <w:tc>
           <w:tcPr>
-            <w:tcW w:type="dxa" w:w="3011"/>
+            <w:tcW w:type="dxa" w:w="2381"/>
             <w:tcBorders>
               <w:top w:val="single" w:color="A6A6A6" w:sz="4"/>
               <w:left w:val="single" w:color="A6A6A6" w:sz="4"/>
@@ -3659,7 +3678,7 @@
         </w:tc>
         <w:tc>
           <w:tcPr>
-            <w:tcW w:type="dxa" w:w="6627"/>
+            <w:tcW w:type="dxa" w:w="7257"/>
             <w:tcBorders>
               <w:top w:val="single" w:color="A6A6A6" w:sz="4"/>
               <w:left w:val="single" w:color="A6A6A6" w:sz="4"/>
@@ -3698,7 +3717,7 @@
         </w:trPr>
         <w:tc>
           <w:tcPr>
-            <w:tcW w:type="dxa" w:w="3011"/>
+            <w:tcW w:type="dxa" w:w="2381"/>
             <w:tcBorders>
               <w:top w:val="single" w:color="A6A6A6" w:sz="4"/>
               <w:left w:val="single" w:color="A6A6A6" w:sz="4"/>
@@ -3729,7 +3748,7 @@
         </w:tc>
         <w:tc>
           <w:tcPr>
-            <w:tcW w:type="dxa" w:w="6627"/>
+            <w:tcW w:type="dxa" w:w="7257"/>
             <w:tcBorders>
               <w:top w:val="single" w:color="A6A6A6" w:sz="4"/>
               <w:left w:val="single" w:color="A6A6A6" w:sz="4"/>
@@ -3765,7 +3784,7 @@
         </w:trPr>
         <w:tc>
           <w:tcPr>
-            <w:tcW w:type="dxa" w:w="3011"/>
+            <w:tcW w:type="dxa" w:w="2381"/>
             <w:tcBorders>
               <w:top w:val="single" w:color="A6A6A6" w:sz="4"/>
               <w:left w:val="single" w:color="A6A6A6" w:sz="4"/>
@@ -3796,7 +3815,7 @@
         </w:tc>
         <w:tc>
           <w:tcPr>
-            <w:tcW w:type="dxa" w:w="6627"/>
+            <w:tcW w:type="dxa" w:w="7257"/>
             <w:tcBorders>
               <w:top w:val="single" w:color="A6A6A6" w:sz="4"/>
               <w:left w:val="single" w:color="A6A6A6" w:sz="4"/>
@@ -3832,7 +3851,7 @@
         </w:trPr>
         <w:tc>
           <w:tcPr>
-            <w:tcW w:type="dxa" w:w="3011"/>
+            <w:tcW w:type="dxa" w:w="2381"/>
             <w:tcBorders>
               <w:top w:val="single" w:color="A6A6A6" w:sz="4"/>
               <w:left w:val="single" w:color="A6A6A6" w:sz="4"/>
@@ -3863,7 +3882,7 @@
         </w:tc>
         <w:tc>
           <w:tcPr>
-            <w:tcW w:type="dxa" w:w="6627"/>
+            <w:tcW w:type="dxa" w:w="7257"/>
             <w:tcBorders>
               <w:top w:val="single" w:color="A6A6A6" w:sz="4"/>
               <w:left w:val="single" w:color="A6A6A6" w:sz="4"/>
@@ -3894,6 +3913,11 @@
         </w:tc>
       </w:tr>
     </w:tbl>
+    <w:p>
+      <w:pPr>
+        <w:spacing w:after="60"/>
+      </w:pPr>
+    </w:p>
     <w:p>
       <w:pPr>
         <w:pStyle w:val="Heading1"/>
@@ -3925,8 +3949,8 @@
         </w:tblBorders>
       </w:tblPr>
       <w:tblGrid>
-        <w:gridCol w:w="2610"/>
-        <w:gridCol w:w="7028"/>
+        <w:gridCol w:w="2998"/>
+        <w:gridCol w:w="6640"/>
       </w:tblGrid>
       <w:tr>
         <w:trPr>
@@ -3935,7 +3959,7 @@
         </w:trPr>
         <w:tc>
           <w:tcPr>
-            <w:tcW w:type="dxa" w:w="2610"/>
+            <w:tcW w:type="dxa" w:w="2998"/>
             <w:tcBorders>
               <w:top w:val="single" w:color="A6A6A6" w:sz="4"/>
               <w:left w:val="single" w:color="A6A6A6" w:sz="4"/>
@@ -3969,7 +3993,7 @@
         </w:tc>
         <w:tc>
           <w:tcPr>
-            <w:tcW w:type="dxa" w:w="7028"/>
+            <w:tcW w:type="dxa" w:w="6640"/>
             <w:tcBorders>
               <w:top w:val="single" w:color="A6A6A6" w:sz="4"/>
               <w:left w:val="single" w:color="A6A6A6" w:sz="4"/>
@@ -4008,7 +4032,7 @@
         </w:trPr>
         <w:tc>
           <w:tcPr>
-            <w:tcW w:type="dxa" w:w="2610"/>
+            <w:tcW w:type="dxa" w:w="2998"/>
             <w:tcBorders>
               <w:top w:val="single" w:color="A6A6A6" w:sz="4"/>
               <w:left w:val="single" w:color="A6A6A6" w:sz="4"/>
@@ -4039,7 +4063,7 @@
         </w:tc>
         <w:tc>
           <w:tcPr>
-            <w:tcW w:type="dxa" w:w="7028"/>
+            <w:tcW w:type="dxa" w:w="6640"/>
             <w:tcBorders>
               <w:top w:val="single" w:color="A6A6A6" w:sz="4"/>
               <w:left w:val="single" w:color="A6A6A6" w:sz="4"/>
@@ -4075,7 +4099,7 @@
         </w:trPr>
         <w:tc>
           <w:tcPr>
-            <w:tcW w:type="dxa" w:w="2610"/>
+            <w:tcW w:type="dxa" w:w="2998"/>
             <w:tcBorders>
               <w:top w:val="single" w:color="A6A6A6" w:sz="4"/>
               <w:left w:val="single" w:color="A6A6A6" w:sz="4"/>
@@ -4106,7 +4130,7 @@
         </w:tc>
         <w:tc>
           <w:tcPr>
-            <w:tcW w:type="dxa" w:w="7028"/>
+            <w:tcW w:type="dxa" w:w="6640"/>
             <w:tcBorders>
               <w:top w:val="single" w:color="A6A6A6" w:sz="4"/>
               <w:left w:val="single" w:color="A6A6A6" w:sz="4"/>
@@ -4142,7 +4166,7 @@
         </w:trPr>
         <w:tc>
           <w:tcPr>
-            <w:tcW w:type="dxa" w:w="2610"/>
+            <w:tcW w:type="dxa" w:w="2998"/>
             <w:tcBorders>
               <w:top w:val="single" w:color="A6A6A6" w:sz="4"/>
               <w:left w:val="single" w:color="A6A6A6" w:sz="4"/>
@@ -4173,7 +4197,7 @@
         </w:tc>
         <w:tc>
           <w:tcPr>
-            <w:tcW w:type="dxa" w:w="7028"/>
+            <w:tcW w:type="dxa" w:w="6640"/>
             <w:tcBorders>
               <w:top w:val="single" w:color="A6A6A6" w:sz="4"/>
               <w:left w:val="single" w:color="A6A6A6" w:sz="4"/>
@@ -4204,6 +4228,11 @@
         </w:tc>
       </w:tr>
     </w:tbl>
+    <w:p>
+      <w:pPr>
+        <w:spacing w:after="60"/>
+      </w:pPr>
+    </w:p>
     <w:p>
       <w:pPr>
         <w:pStyle w:val="Heading1"/>
@@ -4235,8 +4264,8 @@
         </w:tblBorders>
       </w:tblPr>
       <w:tblGrid>
-        <w:gridCol w:w="3614"/>
-        <w:gridCol w:w="6024"/>
+        <w:gridCol w:w="4058"/>
+        <w:gridCol w:w="5580"/>
       </w:tblGrid>
       <w:tr>
         <w:trPr>
@@ -4245,7 +4274,7 @@
         </w:trPr>
         <w:tc>
           <w:tcPr>
-            <w:tcW w:type="dxa" w:w="3614"/>
+            <w:tcW w:type="dxa" w:w="4058"/>
             <w:tcBorders>
               <w:top w:val="single" w:color="A6A6A6" w:sz="4"/>
               <w:left w:val="single" w:color="A6A6A6" w:sz="4"/>
@@ -4279,7 +4308,7 @@
         </w:tc>
         <w:tc>
           <w:tcPr>
-            <w:tcW w:type="dxa" w:w="6024"/>
+            <w:tcW w:type="dxa" w:w="5580"/>
             <w:tcBorders>
               <w:top w:val="single" w:color="A6A6A6" w:sz="4"/>
               <w:left w:val="single" w:color="A6A6A6" w:sz="4"/>
@@ -4318,7 +4347,7 @@
         </w:trPr>
         <w:tc>
           <w:tcPr>
-            <w:tcW w:type="dxa" w:w="3614"/>
+            <w:tcW w:type="dxa" w:w="4058"/>
             <w:tcBorders>
               <w:top w:val="single" w:color="A6A6A6" w:sz="4"/>
               <w:left w:val="single" w:color="A6A6A6" w:sz="4"/>
@@ -4349,7 +4378,7 @@
         </w:tc>
         <w:tc>
           <w:tcPr>
-            <w:tcW w:type="dxa" w:w="6024"/>
+            <w:tcW w:type="dxa" w:w="5580"/>
             <w:tcBorders>
               <w:top w:val="single" w:color="A6A6A6" w:sz="4"/>
               <w:left w:val="single" w:color="A6A6A6" w:sz="4"/>
@@ -4385,7 +4414,141 @@
         </w:trPr>
         <w:tc>
           <w:tcPr>
-            <w:tcW w:type="dxa" w:w="3614"/>
+            <w:tcW w:type="dxa" w:w="4058"/>
+            <w:tcBorders>
+              <w:top w:val="single" w:color="A6A6A6" w:sz="4"/>
+              <w:left w:val="single" w:color="A6A6A6" w:sz="4"/>
+              <w:bottom w:val="single" w:color="A6A6A6" w:sz="4"/>
+              <w:right w:val="single" w:color="A6A6A6" w:sz="4"/>
+            </w:tcBorders>
+            <w:tcMar>
+              <w:top w:type="dxa" w:w="60"/>
+              <w:left w:type="dxa" w:w="100"/>
+              <w:bottom w:type="dxa" w:w="60"/>
+              <w:right w:type="dxa" w:w="100"/>
+            </w:tcMar>
+            <w:vAlign w:val="top"/>
+          </w:tcPr>
+          <w:p>
+            <w:pPr>
+              <w:spacing w:after="20" w:line="270"/>
+            </w:pPr>
+            <w:r>
+              <w:rPr>
+                <w:rFonts w:ascii="Arial" w:cs="Arial" w:eastAsia="Arial" w:hAnsi="Arial"/>
+                <w:sz w:val="19"/>
+                <w:szCs w:val="19"/>
+              </w:rPr>
+              <w:t xml:space="preserve">Ngày bắt đầu / hoàn tất không hợp lệ</w:t>
+            </w:r>
+          </w:p>
+        </w:tc>
+        <w:tc>
+          <w:tcPr>
+            <w:tcW w:type="dxa" w:w="5580"/>
+            <w:tcBorders>
+              <w:top w:val="single" w:color="A6A6A6" w:sz="4"/>
+              <w:left w:val="single" w:color="A6A6A6" w:sz="4"/>
+              <w:bottom w:val="single" w:color="A6A6A6" w:sz="4"/>
+              <w:right w:val="single" w:color="A6A6A6" w:sz="4"/>
+            </w:tcBorders>
+            <w:tcMar>
+              <w:top w:type="dxa" w:w="60"/>
+              <w:left w:type="dxa" w:w="100"/>
+              <w:bottom w:type="dxa" w:w="60"/>
+              <w:right w:type="dxa" w:w="100"/>
+            </w:tcMar>
+            <w:vAlign w:val="top"/>
+          </w:tcPr>
+          <w:p>
+            <w:pPr>
+              <w:spacing w:after="20" w:line="270"/>
+            </w:pPr>
+            <w:r>
+              <w:rPr>
+                <w:rFonts w:ascii="Arial" w:cs="Arial" w:eastAsia="Arial" w:hAnsi="Arial"/>
+                <w:sz w:val="19"/>
+                <w:szCs w:val="19"/>
+              </w:rPr>
+              <w:t xml:space="preserve">Máy chủ từ chối, báo mốc ngày được phép.</w:t>
+            </w:r>
+          </w:p>
+        </w:tc>
+      </w:tr>
+      <w:tr>
+        <w:trPr>
+          <w:cantSplit/>
+        </w:trPr>
+        <w:tc>
+          <w:tcPr>
+            <w:tcW w:type="dxa" w:w="4058"/>
+            <w:tcBorders>
+              <w:top w:val="single" w:color="A6A6A6" w:sz="4"/>
+              <w:left w:val="single" w:color="A6A6A6" w:sz="4"/>
+              <w:bottom w:val="single" w:color="A6A6A6" w:sz="4"/>
+              <w:right w:val="single" w:color="A6A6A6" w:sz="4"/>
+            </w:tcBorders>
+            <w:tcMar>
+              <w:top w:type="dxa" w:w="60"/>
+              <w:left w:type="dxa" w:w="100"/>
+              <w:bottom w:type="dxa" w:w="60"/>
+              <w:right w:type="dxa" w:w="100"/>
+            </w:tcMar>
+            <w:vAlign w:val="top"/>
+          </w:tcPr>
+          <w:p>
+            <w:pPr>
+              <w:spacing w:after="20" w:line="270"/>
+            </w:pPr>
+            <w:r>
+              <w:rPr>
+                <w:rFonts w:ascii="Arial" w:cs="Arial" w:eastAsia="Arial" w:hAnsi="Arial"/>
+                <w:sz w:val="19"/>
+                <w:szCs w:val="19"/>
+              </w:rPr>
+              <w:t xml:space="preserve">Người không có quyền xem đơn bán mở lệnh</w:t>
+            </w:r>
+          </w:p>
+        </w:tc>
+        <w:tc>
+          <w:tcPr>
+            <w:tcW w:type="dxa" w:w="5580"/>
+            <w:tcBorders>
+              <w:top w:val="single" w:color="A6A6A6" w:sz="4"/>
+              <w:left w:val="single" w:color="A6A6A6" w:sz="4"/>
+              <w:bottom w:val="single" w:color="A6A6A6" w:sz="4"/>
+              <w:right w:val="single" w:color="A6A6A6" w:sz="4"/>
+            </w:tcBorders>
+            <w:tcMar>
+              <w:top w:type="dxa" w:w="60"/>
+              <w:left w:type="dxa" w:w="100"/>
+              <w:bottom w:type="dxa" w:w="60"/>
+              <w:right w:type="dxa" w:w="100"/>
+            </w:tcMar>
+            <w:vAlign w:val="top"/>
+          </w:tcPr>
+          <w:p>
+            <w:pPr>
+              <w:spacing w:after="20" w:line="270"/>
+            </w:pPr>
+            <w:r>
+              <w:rPr>
+                <w:rFonts w:ascii="Arial" w:cs="Arial" w:eastAsia="Arial" w:hAnsi="Arial"/>
+                <w:sz w:val="19"/>
+                <w:szCs w:val="19"/>
+              </w:rPr>
+              <w:t xml:space="preserve">Vẫn thấy khối Đơn gốc chỉ đọc; không mở được trang đơn.</w:t>
+            </w:r>
+          </w:p>
+        </w:tc>
+      </w:tr>
+      <w:tr>
+        <w:trPr>
+          <w:cantSplit/>
+        </w:trPr>
+        <w:tc>
+          <w:tcPr>
+            <w:tcW w:type="dxa" w:w="4058"/>
             <w:tcBorders>
               <w:top w:val="single" w:color="A6A6A6" w:sz="4"/>
               <w:left w:val="single" w:color="A6A6A6" w:sz="4"/>
@@ -4416,7 +4579,7 @@
         </w:tc>
         <w:tc>
           <w:tcPr>
-            <w:tcW w:type="dxa" w:w="6024"/>
+            <w:tcW w:type="dxa" w:w="5580"/>
             <w:tcBorders>
               <w:top w:val="single" w:color="A6A6A6" w:sz="4"/>
               <w:left w:val="single" w:color="A6A6A6" w:sz="4"/>
@@ -4447,6 +4610,11 @@
         </w:tc>
       </w:tr>
     </w:tbl>
+    <w:p>
+      <w:pPr>
+        <w:spacing w:after="60"/>
+      </w:pPr>
+    </w:p>
     <w:p>
       <w:pPr>
         <w:pStyle w:val="Heading1"/>
@@ -4470,7 +4638,7 @@
         <w:pStyle w:val="ListParagraph"/>
         <w:numPr>
           <w:ilvl w:val="0"/>
-          <w:numId w:val="2"/>
+          <w:numId w:val="1"/>
         </w:numPr>
         <w:spacing w:after="60" w:line="290"/>
       </w:pPr>
@@ -4488,7 +4656,7 @@
         <w:pStyle w:val="ListParagraph"/>
         <w:numPr>
           <w:ilvl w:val="0"/>
-          <w:numId w:val="2"/>
+          <w:numId w:val="1"/>
         </w:numPr>
         <w:spacing w:after="60" w:line="290"/>
       </w:pPr>
@@ -4506,7 +4674,7 @@
         <w:pStyle w:val="ListParagraph"/>
         <w:numPr>
           <w:ilvl w:val="0"/>
-          <w:numId w:val="2"/>
+          <w:numId w:val="1"/>
         </w:numPr>
         <w:spacing w:after="60" w:line="290"/>
       </w:pPr>
@@ -4587,7 +4755,7 @@
 </file>
 
 <file path=word/footer1.xml><?xml version="1.0" encoding="utf-8"?>
-<w:ftr xmlns:wpc="http://schemas.microsoft.com/office/word/2010/wordprocessingCanvas" xmlns:mc="http://schemas.openxmlformats.org/markup-compatibility/2006" xmlns:o="urn:schemas-microsoft-com:office:office" xmlns:r="http://schemas.openxmlformats.org/officeDocument/2006/relationships" xmlns:m="http://schemas.openxmlformats.org/officeDocument/2006/math" xmlns:v="urn:schemas-microsoft-com:vml" xmlns:wp14="http://schemas.microsoft.com/office/word/2010/wordprocessingDrawing" xmlns:wp="http://schemas.openxmlformats.org/drawingml/2006/wordprocessingDrawing" xmlns:w10="urn:schemas-microsoft-com:office:word" xmlns:w="http://schemas.openxmlformats.org/wordprocessingml/2006/main" xmlns:w14="http://schemas.microsoft.com/office/word/2010/wordml" xmlns:w15="http://schemas.microsoft.com/office/word/2012/wordml" xmlns:wpg="http://schemas.microsoft.com/office/word/2010/wordprocessingGroup" xmlns:wpi="http://schemas.microsoft.com/office/word/2010/wordprocessingInk" xmlns:wne="http://schemas.microsoft.com/office/word/2006/wordml" xmlns:wps="http://schemas.microsoft.com/office/word/2010/wordprocessingShape">
+<w:ftr xmlns:r="http://schemas.openxmlformats.org/officeDocument/2006/relationships" xmlns:w="http://schemas.openxmlformats.org/wordprocessingml/2006/main">
   <w:p>
     <w:pPr>
       <w:jc w:val="center"/>
@@ -4627,6 +4795,15 @@
         <w:szCs w:val="17"/>
       </w:rPr>
       <w:fldChar w:fldCharType="separate"/>
+    </w:r>
+    <w:r>
+      <w:rPr>
+        <w:rFonts w:ascii="Arial" w:cs="Arial" w:eastAsia="Arial" w:hAnsi="Arial"/>
+        <w:color w:val="7F7F7F"/>
+        <w:sz w:val="17"/>
+        <w:szCs w:val="17"/>
+      </w:rPr>
+      <w:t>1</w:t>
     </w:r>
     <w:r>
       <w:rPr>
@@ -4680,6 +4857,15 @@
         <w:sz w:val="17"/>
         <w:szCs w:val="17"/>
       </w:rPr>
+      <w:t>1</w:t>
+    </w:r>
+    <w:r>
+      <w:rPr>
+        <w:rFonts w:ascii="Arial" w:cs="Arial" w:eastAsia="Arial" w:hAnsi="Arial"/>
+        <w:color w:val="7F7F7F"/>
+        <w:sz w:val="17"/>
+        <w:szCs w:val="17"/>
+      </w:rPr>
       <w:fldChar w:fldCharType="end"/>
     </w:r>
   </w:p>
@@ -4724,7 +4910,7 @@
 </file>
 
 <file path=word/header1.xml><?xml version="1.0" encoding="utf-8"?>
-<w:hdr xmlns:wpc="http://schemas.microsoft.com/office/word/2010/wordprocessingCanvas" xmlns:mc="http://schemas.openxmlformats.org/markup-compatibility/2006" xmlns:o="urn:schemas-microsoft-com:office:office" xmlns:r="http://schemas.openxmlformats.org/officeDocument/2006/relationships" xmlns:m="http://schemas.openxmlformats.org/officeDocument/2006/math" xmlns:v="urn:schemas-microsoft-com:vml" xmlns:wp14="http://schemas.microsoft.com/office/word/2010/wordprocessingDrawing" xmlns:wp="http://schemas.openxmlformats.org/drawingml/2006/wordprocessingDrawing" xmlns:w10="urn:schemas-microsoft-com:office:word" xmlns:w="http://schemas.openxmlformats.org/wordprocessingml/2006/main" xmlns:w14="http://schemas.microsoft.com/office/word/2010/wordml" xmlns:w15="http://schemas.microsoft.com/office/word/2012/wordml" xmlns:wpg="http://schemas.microsoft.com/office/word/2010/wordprocessingGroup" xmlns:wpi="http://schemas.microsoft.com/office/word/2010/wordprocessingInk" xmlns:wne="http://schemas.microsoft.com/office/word/2006/wordml" xmlns:wps="http://schemas.microsoft.com/office/word/2010/wordprocessingShape" xmlns:cx="http://schemas.microsoft.com/office/drawing/2014/chartex" xmlns:cx1="http://schemas.microsoft.com/office/drawing/2015/9/8/chartex" xmlns:cx2="http://schemas.microsoft.com/office/drawing/2015/10/21/chartex" xmlns:cx3="http://schemas.microsoft.com/office/drawing/2016/5/9/chartex" xmlns:cx4="http://schemas.microsoft.com/office/drawing/2016/5/10/chartex" xmlns:cx5="http://schemas.microsoft.com/office/drawing/2016/5/11/chartex" xmlns:cx6="http://schemas.microsoft.com/office/drawing/2016/5/12/chartex" xmlns:cx7="http://schemas.microsoft.com/office/drawing/2016/5/13/chartex" xmlns:cx8="http://schemas.microsoft.com/office/drawing/2016/5/14/chartex" xmlns:w16cid="http://schemas.microsoft.com/office/word/2016/wordml/cid" xmlns:w16se="http://schemas.microsoft.com/office/word/2015/wordml/symex">
+<w:hdr xmlns:r="http://schemas.openxmlformats.org/officeDocument/2006/relationships" xmlns:w="http://schemas.openxmlformats.org/wordprocessingml/2006/main">
   <w:p>
     <w:pPr>
       <w:pBdr>
@@ -4750,101 +4936,18 @@
         <w:sz w:val="17"/>
         <w:szCs w:val="17"/>
       </w:rPr>
-      <w:t xml:space="preserve">	ATL-07 · Lệnh sản xuất</w:t>
+      <w:tab/>
+      <w:t xml:space="preserve">ATL-07 · Lệnh sản xuất</w:t>
     </w:r>
   </w:p>
 </w:hdr>
 </file>
 
 <file path=word/numbering.xml><?xml version="1.0" encoding="utf-8"?>
-<w:numbering xmlns:wpc="http://schemas.microsoft.com/office/word/2010/wordprocessingCanvas" xmlns:mc="http://schemas.openxmlformats.org/markup-compatibility/2006" xmlns:o="urn:schemas-microsoft-com:office:office" xmlns:r="http://schemas.openxmlformats.org/officeDocument/2006/relationships" xmlns:m="http://schemas.openxmlformats.org/officeDocument/2006/math" xmlns:v="urn:schemas-microsoft-com:vml" xmlns:wp14="http://schemas.microsoft.com/office/word/2010/wordprocessingDrawing" xmlns:wp="http://schemas.openxmlformats.org/drawingml/2006/wordprocessingDrawing" xmlns:w10="urn:schemas-microsoft-com:office:word" xmlns:w="http://schemas.openxmlformats.org/wordprocessingml/2006/main" xmlns:w14="http://schemas.microsoft.com/office/word/2010/wordml" xmlns:w15="http://schemas.microsoft.com/office/word/2012/wordml" xmlns:wpg="http://schemas.microsoft.com/office/word/2010/wordprocessingGroup" xmlns:wpi="http://schemas.microsoft.com/office/word/2010/wordprocessingInk" xmlns:wne="http://schemas.microsoft.com/office/word/2006/wordml" xmlns:wps="http://schemas.microsoft.com/office/word/2010/wordprocessingShape" mc:Ignorable="w14 w15 wp14">
-  <w:abstractNum w:abstractNumId="1" w15:restartNumberingAfterBreak="0">
-    <w:multiLevelType w:val="hybridMultilevel"/>
-    <w:lvl w:ilvl="0" w:tentative="1">
-      <w:start w:val="1"/>
-      <w:numFmt w:val="bullet"/>
-      <w:lvlText w:val="●"/>
-      <w:lvlJc w:val="left"/>
-      <w:pPr>
-        <w:ind w:left="720" w:hanging="360"/>
-      </w:pPr>
-    </w:lvl>
-    <w:lvl w:ilvl="1" w:tentative="1">
-      <w:start w:val="1"/>
-      <w:numFmt w:val="bullet"/>
-      <w:lvlText w:val="○"/>
-      <w:lvlJc w:val="left"/>
-      <w:pPr>
-        <w:ind w:left="1440" w:hanging="360"/>
-      </w:pPr>
-    </w:lvl>
-    <w:lvl w:ilvl="2" w:tentative="1">
-      <w:start w:val="1"/>
-      <w:numFmt w:val="bullet"/>
-      <w:lvlText w:val="■"/>
-      <w:lvlJc w:val="left"/>
-      <w:pPr>
-        <w:ind w:left="2160" w:hanging="360"/>
-      </w:pPr>
-    </w:lvl>
-    <w:lvl w:ilvl="3" w:tentative="1">
-      <w:start w:val="1"/>
-      <w:numFmt w:val="bullet"/>
-      <w:lvlText w:val="●"/>
-      <w:lvlJc w:val="left"/>
-      <w:pPr>
-        <w:ind w:left="2880" w:hanging="360"/>
-      </w:pPr>
-    </w:lvl>
-    <w:lvl w:ilvl="4" w:tentative="1">
-      <w:start w:val="1"/>
-      <w:numFmt w:val="bullet"/>
-      <w:lvlText w:val="○"/>
-      <w:lvlJc w:val="left"/>
-      <w:pPr>
-        <w:ind w:left="3600" w:hanging="360"/>
-      </w:pPr>
-    </w:lvl>
-    <w:lvl w:ilvl="5" w:tentative="1">
-      <w:start w:val="1"/>
-      <w:numFmt w:val="bullet"/>
-      <w:lvlText w:val="■"/>
-      <w:lvlJc w:val="left"/>
-      <w:pPr>
-        <w:ind w:left="4320" w:hanging="360"/>
-      </w:pPr>
-    </w:lvl>
-    <w:lvl w:ilvl="6" w:tentative="1">
-      <w:start w:val="1"/>
-      <w:numFmt w:val="bullet"/>
-      <w:lvlText w:val="●"/>
-      <w:lvlJc w:val="left"/>
-      <w:pPr>
-        <w:ind w:left="5040" w:hanging="360"/>
-      </w:pPr>
-    </w:lvl>
-    <w:lvl w:ilvl="7" w:tentative="1">
-      <w:start w:val="1"/>
-      <w:numFmt w:val="bullet"/>
-      <w:lvlText w:val="●"/>
-      <w:lvlJc w:val="left"/>
-      <w:pPr>
-        <w:ind w:left="5760" w:hanging="360"/>
-      </w:pPr>
-    </w:lvl>
-    <w:lvl w:ilvl="8" w:tentative="1">
-      <w:start w:val="1"/>
-      <w:numFmt w:val="bullet"/>
-      <w:lvlText w:val="●"/>
-      <w:lvlJc w:val="left"/>
-      <w:pPr>
-        <w:ind w:left="6480" w:hanging="360"/>
-      </w:pPr>
-    </w:lvl>
-  </w:abstractNum>
-  <w:abstractNum w:abstractNumId="2" w15:restartNumberingAfterBreak="0">
-    <w:multiLevelType w:val="hybridMultilevel"/>
-    <w:lvl w:ilvl="0" w:tentative="1">
+<w:numbering xmlns:r="http://schemas.openxmlformats.org/officeDocument/2006/relationships" xmlns:w="http://schemas.openxmlformats.org/wordprocessingml/2006/main">
+  <w:abstractNum w:abstractNumId="1">
+    <w:multiLevelType w:val="singleLevel"/>
+    <w:lvl w:ilvl="0">
       <w:start w:val="1"/>
       <w:numFmt w:val="bullet"/>
       <w:lvlText w:val="•"/>
@@ -4854,9 +4957,9 @@
       </w:pPr>
     </w:lvl>
   </w:abstractNum>
-  <w:abstractNum w:abstractNumId="3" w15:restartNumberingAfterBreak="0">
-    <w:multiLevelType w:val="hybridMultilevel"/>
-    <w:lvl w:ilvl="0" w:tentative="1">
+  <w:abstractNum w:abstractNumId="2">
+    <w:multiLevelType w:val="singleLevel"/>
+    <w:lvl w:ilvl="0">
       <w:start w:val="1"/>
       <w:numFmt w:val="decimal"/>
       <w:lvlText w:val="%1."/>
@@ -4868,18 +4971,9 @@
   </w:abstractNum>
   <w:num w:numId="1">
     <w:abstractNumId w:val="1"/>
-    <w:lvlOverride w:ilvl="0">
-      <w:startOverride w:val="1"/>
-    </w:lvlOverride>
   </w:num>
   <w:num w:numId="2">
     <w:abstractNumId w:val="2"/>
-    <w:lvlOverride w:ilvl="0">
-      <w:startOverride w:val="1"/>
-    </w:lvlOverride>
-  </w:num>
-  <w:num w:numId="3">
-    <w:abstractNumId w:val="3"/>
     <w:lvlOverride w:ilvl="0">
       <w:startOverride w:val="1"/>
     </w:lvlOverride>
